--- a/instructors/circ-fair-bio-practice-day-1.docx
+++ b/instructors/circ-fair-bio-practice-day-1.docx
@@ -937,17 +937,15 @@
         </w:rPr>
         <w:t xml:space="preserve">-  I share my code in </w:t>
       </w:r>
-      <w:proofErr w:type="spellStart"/>
-      <w:r>
-        <w:rPr>
-          <w:rFonts w:ascii="Open Sans" w:hAnsi="Open Sans" w:cs="Open Sans"/>
-          <w:color w:val="485365"/>
-          <w:sz w:val="23"/>
-          <w:szCs w:val="23"/>
-        </w:rPr>
-        <w:t>github</w:t>
-      </w:r>
-      <w:proofErr w:type="spellEnd"/>
+      <w:r>
+        <w:rPr>
+          <w:rFonts w:ascii="Open Sans" w:hAnsi="Open Sans" w:cs="Open Sans"/>
+          <w:color w:val="485365"/>
+          <w:sz w:val="23"/>
+          <w:szCs w:val="23"/>
+        </w:rPr>
+        <w:t>GitHub</w:t>
+      </w:r>
       <w:r>
         <w:rPr>
           <w:rFonts w:ascii="Open Sans" w:hAnsi="Open Sans" w:cs="Open Sans"/>
@@ -1044,17 +1042,15 @@
         </w:rPr>
         <w:t xml:space="preserve">- I have used others code from </w:t>
       </w:r>
-      <w:proofErr w:type="spellStart"/>
-      <w:r>
-        <w:rPr>
-          <w:rFonts w:ascii="Open Sans" w:hAnsi="Open Sans" w:cs="Open Sans"/>
-          <w:color w:val="485365"/>
-          <w:sz w:val="23"/>
-          <w:szCs w:val="23"/>
-        </w:rPr>
-        <w:t>github</w:t>
-      </w:r>
-      <w:proofErr w:type="spellEnd"/>
+      <w:r>
+        <w:rPr>
+          <w:rFonts w:ascii="Open Sans" w:hAnsi="Open Sans" w:cs="Open Sans"/>
+          <w:color w:val="485365"/>
+          <w:sz w:val="23"/>
+          <w:szCs w:val="23"/>
+        </w:rPr>
+        <w:t>GitHub</w:t>
+      </w:r>
       <w:r>
         <w:rPr>
           <w:rFonts w:ascii="Open Sans" w:hAnsi="Open Sans" w:cs="Open Sans"/>
@@ -1192,7 +1188,27 @@
           <w:sz w:val="23"/>
           <w:szCs w:val="23"/>
         </w:rPr>
-        <w:t xml:space="preserve">For example “Open </w:t>
+        <w:t xml:space="preserve">For </w:t>
+      </w:r>
+      <w:proofErr w:type="gramStart"/>
+      <w:r>
+        <w:rPr>
+          <w:rFonts w:ascii="Open Sans" w:hAnsi="Open Sans" w:cs="Open Sans"/>
+          <w:color w:val="485365"/>
+          <w:sz w:val="23"/>
+          <w:szCs w:val="23"/>
+        </w:rPr>
+        <w:t>example</w:t>
+      </w:r>
+      <w:proofErr w:type="gramEnd"/>
+      <w:r>
+        <w:rPr>
+          <w:rFonts w:ascii="Open Sans" w:hAnsi="Open Sans" w:cs="Open Sans"/>
+          <w:color w:val="485365"/>
+          <w:sz w:val="23"/>
+          <w:szCs w:val="23"/>
+        </w:rPr>
+        <w:t xml:space="preserve"> “Open </w:t>
       </w:r>
       <w:r>
         <w:rPr>
@@ -1809,19 +1825,37 @@
           <w:sz w:val="23"/>
           <w:szCs w:val="23"/>
         </w:rPr>
-        <w:t xml:space="preserve">get extra value from your work (e.g. collaborators, reuse by </w:t>
-      </w:r>
-      <w:proofErr w:type="spellStart"/>
-      <w:r>
-        <w:rPr>
-          <w:rFonts w:ascii="Open Sans" w:hAnsi="Open Sans" w:cs="Open Sans"/>
-          <w:color w:val="485365"/>
-          <w:sz w:val="23"/>
-          <w:szCs w:val="23"/>
-        </w:rPr>
-        <w:t>modellers</w:t>
-      </w:r>
-      <w:proofErr w:type="spellEnd"/>
+        <w:t>get extra value from your work (</w:t>
+      </w:r>
+      <w:proofErr w:type="gramStart"/>
+      <w:r>
+        <w:rPr>
+          <w:rFonts w:ascii="Open Sans" w:hAnsi="Open Sans" w:cs="Open Sans"/>
+          <w:color w:val="485365"/>
+          <w:sz w:val="23"/>
+          <w:szCs w:val="23"/>
+        </w:rPr>
+        <w:t>e.g.</w:t>
+      </w:r>
+      <w:proofErr w:type="gramEnd"/>
+      <w:r>
+        <w:rPr>
+          <w:rFonts w:ascii="Open Sans" w:hAnsi="Open Sans" w:cs="Open Sans"/>
+          <w:color w:val="485365"/>
+          <w:sz w:val="23"/>
+          <w:szCs w:val="23"/>
+        </w:rPr>
+        <w:t xml:space="preserve"> collaborators, reuse by </w:t>
+      </w:r>
+      <w:r>
+        <w:rPr>
+          <w:rFonts w:ascii="Open Sans" w:hAnsi="Open Sans" w:cs="Open Sans"/>
+          <w:color w:val="485365"/>
+          <w:sz w:val="23"/>
+          <w:szCs w:val="23"/>
+        </w:rPr>
+        <w:t>modelers</w:t>
+      </w:r>
       <w:r>
         <w:rPr>
           <w:rFonts w:ascii="Open Sans" w:hAnsi="Open Sans" w:cs="Open Sans"/>
@@ -2281,8 +2315,19 @@
           <w:sz w:val="23"/>
           <w:szCs w:val="23"/>
         </w:rPr>
-        <w:t>Can you think of other benefits? How do personal benefits of Open Science compare to the benefits for the (scientific) society.</w:t>
-      </w:r>
+        <w:t xml:space="preserve">Can you think of other benefits? How do personal benefits of Open Science compare to the benefits for the (scientific) </w:t>
+      </w:r>
+      <w:proofErr w:type="gramStart"/>
+      <w:r>
+        <w:rPr>
+          <w:rFonts w:ascii="Open Sans" w:hAnsi="Open Sans" w:cs="Open Sans"/>
+          <w:color w:val="485365"/>
+          <w:sz w:val="23"/>
+          <w:szCs w:val="23"/>
+        </w:rPr>
+        <w:t>society.</w:t>
+      </w:r>
+      <w:proofErr w:type="gramEnd"/>
     </w:p>
     <w:p>
       <w:pPr>
@@ -3125,7 +3170,27 @@
           <w:sz w:val="23"/>
           <w:szCs w:val="23"/>
         </w:rPr>
-        <w:t>Citizen Science can help getting  ecological data quickly:</w:t>
+        <w:t xml:space="preserve">Citizen Science can help </w:t>
+      </w:r>
+      <w:proofErr w:type="gramStart"/>
+      <w:r>
+        <w:rPr>
+          <w:rFonts w:ascii="Open Sans" w:hAnsi="Open Sans" w:cs="Open Sans"/>
+          <w:color w:val="485365"/>
+          <w:sz w:val="23"/>
+          <w:szCs w:val="23"/>
+        </w:rPr>
+        <w:t>getting  ecological</w:t>
+      </w:r>
+      <w:proofErr w:type="gramEnd"/>
+      <w:r>
+        <w:rPr>
+          <w:rFonts w:ascii="Open Sans" w:hAnsi="Open Sans" w:cs="Open Sans"/>
+          <w:color w:val="485365"/>
+          <w:sz w:val="23"/>
+          <w:szCs w:val="23"/>
+        </w:rPr>
+        <w:t xml:space="preserve"> data quickly:</w:t>
       </w:r>
     </w:p>
     <w:p>
@@ -3676,7 +3741,19 @@
           <w:rPr>
             <w:rStyle w:val="Hyperlink"/>
           </w:rPr>
-          <w:t>https://github.com/carpentries-incubator/fair-bio-practice/raw/gh-pages/files/err244_Supplementary_Data-2023-03-28.zip</w:t>
+          <w:t>https://</w:t>
+        </w:r>
+        <w:r>
+          <w:rPr>
+            <w:rStyle w:val="Hyperlink"/>
+          </w:rPr>
+          <w:t>GitHub</w:t>
+        </w:r>
+        <w:r>
+          <w:rPr>
+            <w:rStyle w:val="Hyperlink"/>
+          </w:rPr>
+          <w:t>.com/carpentries-incubator/fair-bio-practice/raw/gh-pages/files/err244_Supplementary_Data-2023-03-28.zip</w:t>
         </w:r>
       </w:hyperlink>
       <w:r>
@@ -3785,6 +3862,7 @@
           <w:sz w:val="23"/>
           <w:szCs w:val="23"/>
         </w:rPr>
+        <w:lastRenderedPageBreak/>
         <w:t>-----------------------------------------------------------------------------------------------------------------</w:t>
       </w:r>
     </w:p>
@@ -3845,19 +3923,11 @@
           <w:lang w:val="en-GB" w:eastAsia="en-GB" w:bidi="ar-SA"/>
         </w:rPr>
       </w:pPr>
-      <w:proofErr w:type="spellStart"/>
       <w:r>
         <w:rPr>
           <w:lang w:val="en-GB" w:eastAsia="en-GB" w:bidi="ar-SA"/>
         </w:rPr>
-        <w:t>Zenodo</w:t>
-      </w:r>
-      <w:proofErr w:type="spellEnd"/>
-      <w:r>
-        <w:rPr>
-          <w:lang w:val="en-GB" w:eastAsia="en-GB" w:bidi="ar-SA"/>
-        </w:rPr>
-        <w:t xml:space="preserve"> is general data repository. </w:t>
+        <w:t xml:space="preserve">Zenodo is general data repository. </w:t>
       </w:r>
     </w:p>
     <w:p>
@@ -3916,16 +3986,14 @@
         </w:rPr>
         <w:t xml:space="preserve">Hint: navigate to linked </w:t>
       </w:r>
-      <w:proofErr w:type="spellStart"/>
       <w:r>
         <w:rPr>
           <w:i/>
           <w:iCs/>
           <w:lang w:val="en-GB" w:eastAsia="en-GB" w:bidi="ar-SA"/>
         </w:rPr>
-        <w:t>github</w:t>
-      </w:r>
-      <w:proofErr w:type="spellEnd"/>
+        <w:t>GitHub</w:t>
+      </w:r>
       <w:r>
         <w:rPr>
           <w:i/>
@@ -4461,8 +4529,19 @@
           <w:sz w:val="23"/>
           <w:szCs w:val="23"/>
         </w:rPr>
-        <w:t>Which of the following statements is true/false (T or F).</w:t>
-      </w:r>
+        <w:t>Which of the following statements is true/false (T or F</w:t>
+      </w:r>
+      <w:proofErr w:type="gramStart"/>
+      <w:r>
+        <w:rPr>
+          <w:rFonts w:ascii="Open Sans" w:hAnsi="Open Sans" w:cs="Open Sans"/>
+          <w:color w:val="485365"/>
+          <w:sz w:val="23"/>
+          <w:szCs w:val="23"/>
+        </w:rPr>
+        <w:t>).</w:t>
+      </w:r>
+      <w:proofErr w:type="gramEnd"/>
     </w:p>
     <w:p>
       <w:pPr>
@@ -4539,27 +4618,7 @@
           <w:sz w:val="23"/>
           <w:szCs w:val="23"/>
         </w:rPr>
-        <w:t xml:space="preserve">Sharing numerical data as a .pdf in </w:t>
-      </w:r>
-      <w:proofErr w:type="spellStart"/>
-      <w:r>
-        <w:rPr>
-          <w:rFonts w:ascii="Open Sans" w:hAnsi="Open Sans" w:cs="Open Sans"/>
-          <w:color w:val="485365"/>
-          <w:sz w:val="23"/>
-          <w:szCs w:val="23"/>
-        </w:rPr>
-        <w:t>Zenodo</w:t>
-      </w:r>
-      <w:proofErr w:type="spellEnd"/>
-      <w:r>
-        <w:rPr>
-          <w:rFonts w:ascii="Open Sans" w:hAnsi="Open Sans" w:cs="Open Sans"/>
-          <w:color w:val="485365"/>
-          <w:sz w:val="23"/>
-          <w:szCs w:val="23"/>
-        </w:rPr>
-        <w:t xml:space="preserve"> is FAIR. </w:t>
+        <w:t>Sharing numerical data as a .pdf in Zenodo is FAIR. </w:t>
       </w:r>
     </w:p>
     <w:p>
@@ -4587,17 +4646,15 @@
         </w:rPr>
         <w:t xml:space="preserve">Sharing numerical data as an Excel file via </w:t>
       </w:r>
-      <w:proofErr w:type="spellStart"/>
-      <w:r>
-        <w:rPr>
-          <w:rFonts w:ascii="Open Sans" w:hAnsi="Open Sans" w:cs="Open Sans"/>
-          <w:color w:val="485365"/>
-          <w:sz w:val="23"/>
-          <w:szCs w:val="23"/>
-        </w:rPr>
-        <w:t>Github</w:t>
-      </w:r>
-      <w:proofErr w:type="spellEnd"/>
+      <w:r>
+        <w:rPr>
+          <w:rFonts w:ascii="Open Sans" w:hAnsi="Open Sans" w:cs="Open Sans"/>
+          <w:color w:val="485365"/>
+          <w:sz w:val="23"/>
+          <w:szCs w:val="23"/>
+        </w:rPr>
+        <w:t>GitHub</w:t>
+      </w:r>
       <w:r>
         <w:rPr>
           <w:rFonts w:ascii="Open Sans" w:hAnsi="Open Sans" w:cs="Open Sans"/>
@@ -4735,7 +4792,6 @@
           <w:sz w:val="23"/>
           <w:szCs w:val="23"/>
         </w:rPr>
-        <w:lastRenderedPageBreak/>
         <w:t>FAIR data are peer reviewed. </w:t>
       </w:r>
     </w:p>
@@ -4762,6 +4818,7 @@
           <w:sz w:val="23"/>
           <w:szCs w:val="23"/>
         </w:rPr>
+        <w:lastRenderedPageBreak/>
         <w:t>FAIR data accompany a publication. </w:t>
       </w:r>
     </w:p>
@@ -4913,7 +4970,27 @@
             <w:sz w:val="23"/>
             <w:szCs w:val="23"/>
           </w:rPr>
-          <w:t>https://carpentries-incubator.github.io/fair-bio-practice/fig/04-metadatafull_spreadsheet.png</w:t>
+          <w:t>https://carpentries-incubator.</w:t>
+        </w:r>
+        <w:r>
+          <w:rPr>
+            <w:rStyle w:val="Hyperlink"/>
+            <w:rFonts w:ascii="Open Sans" w:hAnsi="Open Sans" w:cs="Open Sans"/>
+            <w:color w:val="2E96F3"/>
+            <w:sz w:val="23"/>
+            <w:szCs w:val="23"/>
+          </w:rPr>
+          <w:t>GitHub</w:t>
+        </w:r>
+        <w:r>
+          <w:rPr>
+            <w:rStyle w:val="Hyperlink"/>
+            <w:rFonts w:ascii="Open Sans" w:hAnsi="Open Sans" w:cs="Open Sans"/>
+            <w:color w:val="2E96F3"/>
+            <w:sz w:val="23"/>
+            <w:szCs w:val="23"/>
+          </w:rPr>
+          <w:t>.io/fair-bio-practice/fig/04-metadatafull_spreadsheet.png</w:t>
         </w:r>
       </w:hyperlink>
       <w:r>
@@ -4989,7 +5066,31 @@
           <w:szCs w:val="23"/>
           <w:shd w:val="clear" w:color="auto" w:fill="FFF8E3"/>
         </w:rPr>
-        <w:t>  e.g. Experimental code, PI</w:t>
+        <w:t xml:space="preserve">  </w:t>
+      </w:r>
+      <w:proofErr w:type="gramStart"/>
+      <w:r>
+        <w:rPr>
+          <w:rStyle w:val="author-a-qz122zz88z3z71z4duz70zz73zz65zz86zwn3z75z"/>
+          <w:rFonts w:ascii="Open Sans" w:hAnsi="Open Sans" w:cs="Open Sans"/>
+          <w:color w:val="485365"/>
+          <w:sz w:val="23"/>
+          <w:szCs w:val="23"/>
+          <w:shd w:val="clear" w:color="auto" w:fill="FFF8E3"/>
+        </w:rPr>
+        <w:t>e.g.</w:t>
+      </w:r>
+      <w:proofErr w:type="gramEnd"/>
+      <w:r>
+        <w:rPr>
+          <w:rStyle w:val="author-a-qz122zz88z3z71z4duz70zz73zz65zz86zwn3z75z"/>
+          <w:rFonts w:ascii="Open Sans" w:hAnsi="Open Sans" w:cs="Open Sans"/>
+          <w:color w:val="485365"/>
+          <w:sz w:val="23"/>
+          <w:szCs w:val="23"/>
+          <w:shd w:val="clear" w:color="auto" w:fill="FFF8E3"/>
+        </w:rPr>
+        <w:t xml:space="preserve"> Experimental code, PI</w:t>
       </w:r>
     </w:p>
     <w:p/>
@@ -5016,7 +5117,31 @@
           <w:szCs w:val="23"/>
           <w:shd w:val="clear" w:color="auto" w:fill="FFF8E3"/>
         </w:rPr>
-        <w:t>  e.g. Authors, persistent identifier</w:t>
+        <w:t xml:space="preserve">  </w:t>
+      </w:r>
+      <w:proofErr w:type="gramStart"/>
+      <w:r>
+        <w:rPr>
+          <w:rStyle w:val="author-a-qz122zz88z3z71z4duz70zz73zz65zz86zwn3z75z"/>
+          <w:rFonts w:ascii="Open Sans" w:hAnsi="Open Sans" w:cs="Open Sans"/>
+          <w:color w:val="485365"/>
+          <w:sz w:val="23"/>
+          <w:szCs w:val="23"/>
+          <w:shd w:val="clear" w:color="auto" w:fill="FFF8E3"/>
+        </w:rPr>
+        <w:t>e.g.</w:t>
+      </w:r>
+      <w:proofErr w:type="gramEnd"/>
+      <w:r>
+        <w:rPr>
+          <w:rStyle w:val="author-a-qz122zz88z3z71z4duz70zz73zz65zz86zwn3z75z"/>
+          <w:rFonts w:ascii="Open Sans" w:hAnsi="Open Sans" w:cs="Open Sans"/>
+          <w:color w:val="485365"/>
+          <w:sz w:val="23"/>
+          <w:szCs w:val="23"/>
+          <w:shd w:val="clear" w:color="auto" w:fill="FFF8E3"/>
+        </w:rPr>
+        <w:t xml:space="preserve"> Authors, persistent identifier</w:t>
       </w:r>
     </w:p>
     <w:p>
@@ -5054,7 +5179,31 @@
           <w:szCs w:val="23"/>
           <w:shd w:val="clear" w:color="auto" w:fill="FFF8E3"/>
         </w:rPr>
-        <w:t>  e.g. Collection method, folder structures</w:t>
+        <w:t xml:space="preserve">  </w:t>
+      </w:r>
+      <w:proofErr w:type="gramStart"/>
+      <w:r>
+        <w:rPr>
+          <w:rStyle w:val="author-a-qz122zz88z3z71z4duz70zz73zz65zz86zwn3z75z"/>
+          <w:rFonts w:ascii="Open Sans" w:hAnsi="Open Sans" w:cs="Open Sans"/>
+          <w:color w:val="485365"/>
+          <w:sz w:val="23"/>
+          <w:szCs w:val="23"/>
+          <w:shd w:val="clear" w:color="auto" w:fill="FFF8E3"/>
+        </w:rPr>
+        <w:t>e.g.</w:t>
+      </w:r>
+      <w:proofErr w:type="gramEnd"/>
+      <w:r>
+        <w:rPr>
+          <w:rStyle w:val="author-a-qz122zz88z3z71z4duz70zz73zz65zz86zwn3z75z"/>
+          <w:rFonts w:ascii="Open Sans" w:hAnsi="Open Sans" w:cs="Open Sans"/>
+          <w:color w:val="485365"/>
+          <w:sz w:val="23"/>
+          <w:szCs w:val="23"/>
+          <w:shd w:val="clear" w:color="auto" w:fill="FFF8E3"/>
+        </w:rPr>
+        <w:t xml:space="preserve"> Collection method, folder structures</w:t>
       </w:r>
     </w:p>
     <w:p>
@@ -5543,6 +5692,7 @@
           <w:sz w:val="23"/>
           <w:szCs w:val="23"/>
         </w:rPr>
+        <w:lastRenderedPageBreak/>
         <w:t>-----------------------------------------------------------------------------------------------------------------</w:t>
       </w:r>
     </w:p>
@@ -5802,7 +5952,27 @@
           <w:sz w:val="23"/>
           <w:szCs w:val="23"/>
         </w:rPr>
-        <w:t xml:space="preserve">Room 1 – focus on behavioral assays (e.g. activity monitoring) </w:t>
+        <w:t>Room 1 – focus on behavioral assays (</w:t>
+      </w:r>
+      <w:proofErr w:type="gramStart"/>
+      <w:r>
+        <w:rPr>
+          <w:rFonts w:ascii="Open Sans" w:hAnsi="Open Sans" w:cs="Open Sans"/>
+          <w:color w:val="485365"/>
+          <w:sz w:val="23"/>
+          <w:szCs w:val="23"/>
+        </w:rPr>
+        <w:t>e.g.</w:t>
+      </w:r>
+      <w:proofErr w:type="gramEnd"/>
+      <w:r>
+        <w:rPr>
+          <w:rFonts w:ascii="Open Sans" w:hAnsi="Open Sans" w:cs="Open Sans"/>
+          <w:color w:val="485365"/>
+          <w:sz w:val="23"/>
+          <w:szCs w:val="23"/>
+        </w:rPr>
+        <w:t xml:space="preserve"> activity monitoring) </w:t>
       </w:r>
     </w:p>
     <w:p>
@@ -6442,7 +6612,6 @@
           <w:sz w:val="23"/>
           <w:szCs w:val="23"/>
         </w:rPr>
-        <w:lastRenderedPageBreak/>
         <w:t>If you have not done it yet, register yourself on ORCID (</w:t>
       </w:r>
       <w:hyperlink r:id="rId19" w:history="1">
@@ -6488,6 +6657,7 @@
           <w:sz w:val="23"/>
           <w:szCs w:val="23"/>
         </w:rPr>
+        <w:lastRenderedPageBreak/>
         <w:t> </w:t>
       </w:r>
     </w:p>
@@ -6787,7 +6957,31 @@
           <w:szCs w:val="23"/>
           <w:shd w:val="clear" w:color="auto" w:fill="FFF8E3"/>
         </w:rPr>
-        <w:t>•species e.g. NCBI taxonomy </w:t>
+        <w:t xml:space="preserve">•species </w:t>
+      </w:r>
+      <w:proofErr w:type="gramStart"/>
+      <w:r>
+        <w:rPr>
+          <w:rStyle w:val="author-a-qz122zz88z3z71z4duz70zz73zz65zz86zwn3z75z"/>
+          <w:rFonts w:ascii="Open Sans" w:hAnsi="Open Sans" w:cs="Open Sans"/>
+          <w:color w:val="485365"/>
+          <w:sz w:val="23"/>
+          <w:szCs w:val="23"/>
+          <w:shd w:val="clear" w:color="auto" w:fill="FFF8E3"/>
+        </w:rPr>
+        <w:t>e.g.</w:t>
+      </w:r>
+      <w:proofErr w:type="gramEnd"/>
+      <w:r>
+        <w:rPr>
+          <w:rStyle w:val="author-a-qz122zz88z3z71z4duz70zz73zz65zz86zwn3z75z"/>
+          <w:rFonts w:ascii="Open Sans" w:hAnsi="Open Sans" w:cs="Open Sans"/>
+          <w:color w:val="485365"/>
+          <w:sz w:val="23"/>
+          <w:szCs w:val="23"/>
+          <w:shd w:val="clear" w:color="auto" w:fill="FFF8E3"/>
+        </w:rPr>
+        <w:t xml:space="preserve"> NCBI taxonomy </w:t>
       </w:r>
     </w:p>
     <w:p>
@@ -7193,7 +7387,27 @@
             <w:sz w:val="23"/>
             <w:szCs w:val="23"/>
           </w:rPr>
-          <w:t>https://carpentries-incubator.github.io/fair-bio-practice/fig/04-metadatafull_spreadsheet.png</w:t>
+          <w:t>https://carpentries-incubator.</w:t>
+        </w:r>
+        <w:r>
+          <w:rPr>
+            <w:rStyle w:val="Hyperlink"/>
+            <w:rFonts w:ascii="Open Sans" w:hAnsi="Open Sans" w:cs="Open Sans"/>
+            <w:color w:val="2E96F3"/>
+            <w:sz w:val="23"/>
+            <w:szCs w:val="23"/>
+          </w:rPr>
+          <w:t>GitHub</w:t>
+        </w:r>
+        <w:r>
+          <w:rPr>
+            <w:rStyle w:val="Hyperlink"/>
+            <w:rFonts w:ascii="Open Sans" w:hAnsi="Open Sans" w:cs="Open Sans"/>
+            <w:color w:val="2E96F3"/>
+            <w:sz w:val="23"/>
+            <w:szCs w:val="23"/>
+          </w:rPr>
+          <w:t>.io/fair-bio-practice/fig/04-metadatafull_spreadsheet.png</w:t>
         </w:r>
       </w:hyperlink>
       <w:r>
@@ -7478,7 +7692,27 @@
             <w:sz w:val="23"/>
             <w:szCs w:val="23"/>
           </w:rPr>
-          <w:t>https://carpentries-incubator.github.io/fair-bio-practice/fig/bad-metadata.png</w:t>
+          <w:t>https://carpentries-incubator.</w:t>
+        </w:r>
+        <w:r>
+          <w:rPr>
+            <w:rStyle w:val="Hyperlink"/>
+            <w:rFonts w:ascii="Open Sans" w:hAnsi="Open Sans" w:cs="Open Sans"/>
+            <w:color w:val="2E96F3"/>
+            <w:sz w:val="23"/>
+            <w:szCs w:val="23"/>
+          </w:rPr>
+          <w:t>GitHub</w:t>
+        </w:r>
+        <w:r>
+          <w:rPr>
+            <w:rStyle w:val="Hyperlink"/>
+            <w:rFonts w:ascii="Open Sans" w:hAnsi="Open Sans" w:cs="Open Sans"/>
+            <w:color w:val="2E96F3"/>
+            <w:sz w:val="23"/>
+            <w:szCs w:val="23"/>
+          </w:rPr>
+          <w:t>.io/fair-bio-practice/fig/bad-metadata.png</w:t>
         </w:r>
       </w:hyperlink>
     </w:p>
@@ -7500,7 +7734,27 @@
             <w:sz w:val="23"/>
             <w:szCs w:val="23"/>
           </w:rPr>
-          <w:t>https://github.com/carpentries-incubator/fair-bio-practice/raw/gh-pages/files/04-bad-metadata.xlsx</w:t>
+          <w:t>https://</w:t>
+        </w:r>
+        <w:r>
+          <w:rPr>
+            <w:rStyle w:val="Hyperlink"/>
+            <w:rFonts w:ascii="Open Sans" w:hAnsi="Open Sans" w:cs="Open Sans"/>
+            <w:color w:val="2E96F3"/>
+            <w:sz w:val="23"/>
+            <w:szCs w:val="23"/>
+          </w:rPr>
+          <w:t>GitHub</w:t>
+        </w:r>
+        <w:r>
+          <w:rPr>
+            <w:rStyle w:val="Hyperlink"/>
+            <w:rFonts w:ascii="Open Sans" w:hAnsi="Open Sans" w:cs="Open Sans"/>
+            <w:color w:val="2E96F3"/>
+            <w:sz w:val="23"/>
+            <w:szCs w:val="23"/>
+          </w:rPr>
+          <w:t>.com/carpentries-incubator/fair-bio-practice/raw/gh-pages/files/04-bad-metadata.xlsx</w:t>
         </w:r>
       </w:hyperlink>
     </w:p>
@@ -7631,39 +7885,35 @@
           <w:sz w:val="23"/>
           <w:szCs w:val="23"/>
         </w:rPr>
-        <w:t xml:space="preserve">- What will be the issues with calculation of: average </w:t>
-      </w:r>
-      <w:proofErr w:type="spellStart"/>
-      <w:r>
-        <w:rPr>
-          <w:rFonts w:ascii="Open Sans" w:hAnsi="Open Sans" w:cs="Open Sans"/>
-          <w:color w:val="485365"/>
-          <w:sz w:val="23"/>
-          <w:szCs w:val="23"/>
-        </w:rPr>
-        <w:t>biomas</w:t>
-      </w:r>
-      <w:proofErr w:type="spellEnd"/>
-      <w:r>
-        <w:rPr>
-          <w:rFonts w:ascii="Open Sans" w:hAnsi="Open Sans" w:cs="Open Sans"/>
-          <w:color w:val="485365"/>
-          <w:sz w:val="23"/>
-          <w:szCs w:val="23"/>
-        </w:rPr>
-        <w:t xml:space="preserve">, </w:t>
-      </w:r>
-      <w:proofErr w:type="spellStart"/>
-      <w:r>
-        <w:rPr>
-          <w:rFonts w:ascii="Open Sans" w:hAnsi="Open Sans" w:cs="Open Sans"/>
-          <w:color w:val="485365"/>
-          <w:sz w:val="23"/>
-          <w:szCs w:val="23"/>
-        </w:rPr>
-        <w:t>biomas</w:t>
-      </w:r>
-      <w:proofErr w:type="spellEnd"/>
+        <w:t>- What will be the issues with calculation of: average biomas</w:t>
+      </w:r>
+      <w:r>
+        <w:rPr>
+          <w:rFonts w:ascii="Open Sans" w:hAnsi="Open Sans" w:cs="Open Sans"/>
+          <w:color w:val="485365"/>
+          <w:sz w:val="23"/>
+          <w:szCs w:val="23"/>
+        </w:rPr>
+        <w:t>s</w:t>
+      </w:r>
+      <w:r>
+        <w:rPr>
+          <w:rFonts w:ascii="Open Sans" w:hAnsi="Open Sans" w:cs="Open Sans"/>
+          <w:color w:val="485365"/>
+          <w:sz w:val="23"/>
+          <w:szCs w:val="23"/>
+        </w:rPr>
+        <w:t>, biomas</w:t>
+      </w:r>
+      <w:r>
+        <w:rPr>
+          <w:rFonts w:ascii="Open Sans" w:hAnsi="Open Sans" w:cs="Open Sans"/>
+          <w:color w:val="485365"/>
+          <w:sz w:val="23"/>
+          <w:szCs w:val="23"/>
+        </w:rPr>
+        <w:t>s</w:t>
+      </w:r>
       <w:r>
         <w:rPr>
           <w:rFonts w:ascii="Open Sans" w:hAnsi="Open Sans" w:cs="Open Sans"/>
@@ -7700,7 +7950,27 @@
           <w:sz w:val="23"/>
           <w:szCs w:val="23"/>
         </w:rPr>
-        <w:t xml:space="preserve">- Typically, more advance data analysis is done programmatically, which requires e.g. conversion to a text format as csv, </w:t>
+        <w:t xml:space="preserve">- Typically, more advance data analysis is done programmatically, which requires </w:t>
+      </w:r>
+      <w:proofErr w:type="gramStart"/>
+      <w:r>
+        <w:rPr>
+          <w:rFonts w:ascii="Open Sans" w:hAnsi="Open Sans" w:cs="Open Sans"/>
+          <w:color w:val="485365"/>
+          <w:sz w:val="23"/>
+          <w:szCs w:val="23"/>
+        </w:rPr>
+        <w:t>e.g.</w:t>
+      </w:r>
+      <w:proofErr w:type="gramEnd"/>
+      <w:r>
+        <w:rPr>
+          <w:rFonts w:ascii="Open Sans" w:hAnsi="Open Sans" w:cs="Open Sans"/>
+          <w:color w:val="485365"/>
+          <w:sz w:val="23"/>
+          <w:szCs w:val="23"/>
+        </w:rPr>
+        <w:t xml:space="preserve"> conversion to a text format as csv, </w:t>
       </w:r>
       <w:proofErr w:type="spellStart"/>
       <w:r>
@@ -7856,7 +8126,27 @@
           <w:sz w:val="23"/>
           <w:szCs w:val="23"/>
         </w:rPr>
-        <w:t>Have you seen similar tables? Do you believe this example is realistic? (add +1)</w:t>
+        <w:t>Have you seen similar tables? Do you believe this example is realistic? (</w:t>
+      </w:r>
+      <w:proofErr w:type="gramStart"/>
+      <w:r>
+        <w:rPr>
+          <w:rFonts w:ascii="Open Sans" w:hAnsi="Open Sans" w:cs="Open Sans"/>
+          <w:color w:val="485365"/>
+          <w:sz w:val="23"/>
+          <w:szCs w:val="23"/>
+        </w:rPr>
+        <w:t>add</w:t>
+      </w:r>
+      <w:proofErr w:type="gramEnd"/>
+      <w:r>
+        <w:rPr>
+          <w:rFonts w:ascii="Open Sans" w:hAnsi="Open Sans" w:cs="Open Sans"/>
+          <w:color w:val="485365"/>
+          <w:sz w:val="23"/>
+          <w:szCs w:val="23"/>
+        </w:rPr>
+        <w:t xml:space="preserve"> +1)</w:t>
       </w:r>
     </w:p>
     <w:p>
@@ -16087,6 +16377,7 @@
     <w:lsdException w:name="HTML Sample" w:semiHidden="1" w:unhideWhenUsed="1"/>
     <w:lsdException w:name="HTML Typewriter" w:semiHidden="1" w:unhideWhenUsed="1"/>
     <w:lsdException w:name="HTML Variable" w:semiHidden="1" w:unhideWhenUsed="1"/>
+    <w:lsdException w:name="Normal Table" w:semiHidden="1" w:unhideWhenUsed="1"/>
     <w:lsdException w:name="annotation subject" w:semiHidden="1" w:unhideWhenUsed="1"/>
     <w:lsdException w:name="No List" w:semiHidden="1" w:unhideWhenUsed="1"/>
     <w:lsdException w:name="Outline List 1" w:semiHidden="1" w:unhideWhenUsed="1"/>
@@ -16129,8 +16420,11 @@
     <w:lsdException w:name="Table Contemporary" w:semiHidden="1" w:unhideWhenUsed="1"/>
     <w:lsdException w:name="Table Elegant" w:semiHidden="1" w:unhideWhenUsed="1"/>
     <w:lsdException w:name="Table Professional" w:semiHidden="1" w:unhideWhenUsed="1"/>
+    <w:lsdException w:name="Table Subtle 1" w:semiHidden="1" w:unhideWhenUsed="1"/>
     <w:lsdException w:name="Table Subtle 2" w:semiHidden="1" w:unhideWhenUsed="1"/>
     <w:lsdException w:name="Table Web 1" w:semiHidden="1" w:unhideWhenUsed="1"/>
+    <w:lsdException w:name="Table Web 2" w:semiHidden="1" w:unhideWhenUsed="1"/>
+    <w:lsdException w:name="Table Web 3" w:semiHidden="1" w:unhideWhenUsed="1"/>
     <w:lsdException w:name="Balloon Text" w:semiHidden="1" w:unhideWhenUsed="1"/>
     <w:lsdException w:name="Table Grid" w:uiPriority="39"/>
     <w:lsdException w:name="Table Theme" w:semiHidden="1" w:unhideWhenUsed="1"/>
